--- a/도제학생 노희래_통계 분석 과제 보고서.docx
+++ b/도제학생 노희래_통계 분석 과제 보고서.docx
@@ -2043,7 +2043,7 @@
           <w:sz w:val="18"/>
           <w:rFonts w:ascii="Consolas" w:hAnsi="Consolas" w:eastAsia="맑은 고딕"/>
         </w:rPr>
-        <w:t xml:space="preserve">  p-value             : 0.000000</w:t>
+        <w:t xml:space="preserve">  p-value             : 3.725e-12</w:t>
       </w:r>
     </w:p>
     <w:p>

--- a/도제학생 노희래_통계 분석 과제 보고서.docx
+++ b/도제학생 노희래_통계 분석 과제 보고서.docx
@@ -2935,7 +2935,7 @@
                 <w:b w:val="0"/>
                 <w:sz w:val="18"/>
               </w:rPr>
-              <w:t>≈ 10⁻¹¹ 수준</w:t>
+              <w:t>3.73×10⁻¹² (사실상 0)</w:t>
             </w:r>
           </w:p>
         </w:tc>

--- a/도제학생 노희래_통계 분석 과제 보고서.docx
+++ b/도제학생 노희래_통계 분석 과제 보고서.docx
@@ -773,7 +773,7 @@
           <w:b w:val="0"/>
           <w:sz w:val="20"/>
         </w:rPr>
-        <w:t>이 과제의 결정적 트릭. 한 조사 n=800 의 SE 가 ±3.5%p 라면, 4개 조사를 합쳐 n_eff=3200 이 되면 SE 가 ±1.7%p 로 정확히 절반이 된다 (σ/√n 이 σ/√(4n) = σ/(2√n)).</w:t>
+        <w:t>이 과제의 결정적 트릭. 한 조사 n=800 의 MoE 가 ±3.5%p 인데, 5건 합쳐 n_eff=4,200 이 되면 MoE 가 ±1.5%p 로 절반 이하로 줄어든다 (σ/√n 이 σ/√(5.25·n) = σ/(2.29·√n) 이 됨).</w:t>
       </w:r>
     </w:p>
     <w:p>
@@ -2186,7 +2186,7 @@
                     <pic:cNvPicPr/>
                   </pic:nvPicPr>
                   <pic:blipFill>
-                    <a:blip r:embed="rId9"/>
+                    <a:blip r:embed="rId10"/>
                     <a:stretch>
                       <a:fillRect/>
                     </a:stretch>
@@ -2270,7 +2270,7 @@
                     <pic:cNvPicPr/>
                   </pic:nvPicPr>
                   <pic:blipFill>
-                    <a:blip r:embed="rId10"/>
+                    <a:blip r:embed="rId11"/>
                     <a:stretch>
                       <a:fillRect/>
                     </a:stretch>
@@ -2330,7 +2330,7 @@
           <w:b w:val="0"/>
           <w:sz w:val="20"/>
         </w:rPr>
-        <w:t>단일 조사 (n=800, MoE ±3.41%p) vs 합산 (n_eff=3,200, MoE ±1.70%p). 표본을 합치면 σ/√n 효과로 분포 폭이 정확히 절반이 되어 두 후보 분포의 겹침이 거의 사라진다. 이것이 PDF p28 중심극한정리의 시각적 의미다.</w:t>
+        <w:t>단일 조사 (n=800, MoE ±3.41%p) vs 5건 합산 (n_eff=4,200, MoE ±1.50%p). 표본을 5.25배로 합치면 σ/√n 효과로 MoE 가 √5.25=2.29배 좁아져 두 후보 분포의 겹침이 거의 사라진다. 이것이 PDF p28 중심극한정리의 시각적 의미다.</w:t>
       </w:r>
     </w:p>
     <w:p>
@@ -2354,7 +2354,7 @@
                     <pic:cNvPicPr/>
                   </pic:nvPicPr>
                   <pic:blipFill>
-                    <a:blip r:embed="rId11"/>
+                    <a:blip r:embed="rId12"/>
                     <a:stretch>
                       <a:fillRect/>
                     </a:stretch>
@@ -2438,7 +2438,7 @@
                     <pic:cNvPicPr/>
                   </pic:nvPicPr>
                   <pic:blipFill>
-                    <a:blip r:embed="rId12"/>
+                    <a:blip r:embed="rId13"/>
                     <a:stretch>
                       <a:fillRect/>
                     </a:stretch>
@@ -2542,7 +2542,7 @@
           <w:b w:val="0"/>
           <w:sz w:val="20"/>
         </w:rPr>
-        <w:t>단일 조사(n=800)의 SE가 ±3.41%p, 5건 합산(n=4,200)에서 ±0.74%p. 표본수 5.25배에 SE는 √5.25=2.29배 좁아진다는 PDF p28 의 σ/√n 공식이 그대로 확인된다. 데이터를 더 모으면 결론이 더 좁아진다.</w:t>
+        <w:t>단일 조사(n=800)의 MoE 가 ±3.41%p, 5건 합산(n_eff=4,200)에서 ±1.50%p. 표본수 5.25배에 MoE 는 √5.25=2.29배 좁아진다 — PDF p28 의 σ/√n 공식이 그대로 확인된다. 데이터를 더 모으면 결론이 더 좁아진다.</w:t>
       </w:r>
     </w:p>
     <w:p>
@@ -4025,6 +4025,7 @@
       </w:r>
     </w:p>
     <w:sectPr>
+      <w:footerReference w:type="default" r:id="rId9"/>
       <w:pgSz w:w="12240" w:h="15840"/>
       <w:pgMar w:top="1417" w:right="1417" w:bottom="1417" w:left="1417" w:header="720" w:footer="720" w:gutter="0"/>
       <w:cols w:space="720"/>
@@ -4032,6 +4033,28 @@
     </w:sectPr>
   </w:body>
 </w:document>
+</file>
+
+<file path=word/footer1.xml><?xml version="1.0" encoding="utf-8"?>
+<w:ftr xmlns:m="http://schemas.openxmlformats.org/officeDocument/2006/math" xmlns:mc="http://schemas.openxmlformats.org/markup-compatibility/2006" xmlns:mo="http://schemas.microsoft.com/office/mac/office/2008/main" xmlns:mv="urn:schemas-microsoft-com:mac:vml" xmlns:o="urn:schemas-microsoft-com:office:office" xmlns:r="http://schemas.openxmlformats.org/officeDocument/2006/relationships" xmlns:v="urn:schemas-microsoft-com:vml" xmlns:w10="urn:schemas-microsoft-com:office:word" xmlns:w14="http://schemas.microsoft.com/office/word/2010/wordml" xmlns:w="http://schemas.openxmlformats.org/wordprocessingml/2006/main" xmlns:wne="http://schemas.microsoft.com/office/word/2006/wordml" xmlns:wp14="http://schemas.microsoft.com/office/word/2010/wordprocessingDrawing" xmlns:wp="http://schemas.openxmlformats.org/drawingml/2006/wordprocessingDrawing" xmlns:wpc="http://schemas.microsoft.com/office/word/2010/wordprocessingCanvas" xmlns:wpg="http://schemas.microsoft.com/office/word/2010/wordprocessingGroup" xmlns:wpi="http://schemas.microsoft.com/office/word/2010/wordprocessingInk" xmlns:wps="http://schemas.microsoft.com/office/word/2010/wordprocessingShape" mc:Ignorable="w14 wp14">
+  <w:p>
+    <w:pPr>
+      <w:pStyle w:val="Footer"/>
+      <w:jc w:val="center"/>
+    </w:pPr>
+    <w:r>
+      <w:rPr>
+        <w:rFonts w:ascii="맑은 고딕" w:hAnsi="맑은 고딕" w:eastAsia="맑은 고딕"/>
+        <w:b w:val="0"/>
+        <w:color w:val="555555"/>
+        <w:sz w:val="18"/>
+      </w:rPr>
+      <w:fldChar w:fldCharType="begin"/>
+      <w:instrText xml:space="preserve">PAGE</w:instrText>
+      <w:fldChar w:fldCharType="end"/>
+    </w:r>
+  </w:p>
+</w:ftr>
 </file>
 
 <file path=word/numbering.xml><?xml version="1.0" encoding="utf-8"?>
